--- a/a7/packages/A7 Unit 6 - Relationships in Triangles/Review/A7 Unit 6 Relationships in Triangles - Review - Key.docx
+++ b/a7/packages/A7 Unit 6 - Relationships in Triangles/Review/A7 Unit 6 Relationships in Triangles - Review - Key.docx
@@ -4413,7 +4413,7 @@
                 <w:color w:val="1A1A1A"/>
                 <w:sz w:val="22"/>
               </w:rPr>
-              <w:t>The two triangles are similar. Find x.</w:t>
+              <w:t>Triangle ABC is similar to triangle DEF. Find x.</w:t>
             </w:r>
           </w:p>
           <w:p>
@@ -4424,7 +4424,7 @@
             <w:r>
               <w:drawing>
                 <wp:inline xmlns:a="http://schemas.openxmlformats.org/drawingml/2006/main" xmlns:pic="http://schemas.openxmlformats.org/drawingml/2006/picture">
-                  <wp:extent cx="3291840" cy="808522"/>
+                  <wp:extent cx="3291840" cy="829312"/>
                   <wp:docPr id="9" name="Picture 9"/>
                   <wp:cNvGraphicFramePr>
                     <a:graphicFrameLocks noChangeAspect="1"/>
@@ -4433,7 +4433,7 @@
                     <a:graphicData uri="http://schemas.openxmlformats.org/drawingml/2006/picture">
                       <pic:pic>
                         <pic:nvPicPr>
-                          <pic:cNvPr id="0" name="g89101c579ea8bdcf.png"/>
+                          <pic:cNvPr id="0" name="g11a8ccff201c8ad8.png"/>
                           <pic:cNvPicPr/>
                         </pic:nvPicPr>
                         <pic:blipFill>
@@ -4445,7 +4445,7 @@
                         <pic:spPr>
                           <a:xfrm>
                             <a:off x="0" y="0"/>
-                            <a:ext cx="3291840" cy="808522"/>
+                            <a:ext cx="3291840" cy="829312"/>
                           </a:xfrm>
                           <a:prstGeom prst="rect"/>
                         </pic:spPr>
@@ -4483,7 +4483,7 @@
                 <w:color w:val="6B6B6B"/>
                 <w:sz w:val="19"/>
               </w:rPr>
-              <w:t>Match by size: 9 with 6 and 18 with 12, so k = 1.5 and x = 10 × 1.5.</w:t>
+              <w:t>The names match AC with DF (6 with 9) and BC with EF, where x is: k = 1.5 and x = 10 × 1.5.</w:t>
             </w:r>
           </w:p>
         </w:tc>

--- a/a7/packages/A7 Unit 6 - Relationships in Triangles/Review/A7 Unit 6 Relationships in Triangles - Review - Key.docx
+++ b/a7/packages/A7 Unit 6 - Relationships in Triangles/Review/A7 Unit 6 Relationships in Triangles - Review - Key.docx
@@ -205,7 +205,7 @@
           <w:color w:val="6B6B6B"/>
           <w:sz w:val="19"/>
         </w:rPr>
-        <w:t>HOW TO USE THIS.   This review covers every learning target of Lessons 1–8 — more than the test does. Work it in parts. If you miss two or more in a part, that part is where to spend your study time. The reference sheet has everything you need for each part. Thread B's two angle days come after the test and are not on it.</w:t>
+        <w:t>HOW TO USE THIS.   This review covers every learning target of Lessons 6.01–6.08 — more than the test does. Work it in parts. If you miss two or more in a part, that part is where to spend your study time. The reference sheet has everything you need for each part. Thread B's two angle days come after the test and are not on it.</w:t>
       </w:r>
     </w:p>
     <w:p>
@@ -226,7 +226,7 @@
           <w:color w:val="1A1A1A"/>
           <w:sz w:val="24"/>
         </w:rPr>
-        <w:t>PART A.   The Triangle Inequality and the Converse</w:t>
+        <w:t>The Triangle Inequality and the Converse</w:t>
       </w:r>
       <w:r>
         <w:tab/>
@@ -238,7 +238,7 @@
           <w:color w:val="6B6B6B"/>
           <w:sz w:val="19"/>
         </w:rPr>
-        <w:t>Lessons 1–2   ·   MA.8.GR.1.3   ·   4 questions</w:t>
+        <w:t>Lessons 6.01–6.02   ·   MA.8.GR.1.3   ·   4 questions</w:t>
       </w:r>
     </w:p>
     <w:tbl>
@@ -1096,7 +1096,7 @@
           <w:color w:val="1A1A1A"/>
           <w:sz w:val="24"/>
         </w:rPr>
-        <w:t>PART B.   The Pythagorean Theorem</w:t>
+        <w:t>The Pythagorean Theorem</w:t>
       </w:r>
       <w:r>
         <w:tab/>
@@ -1108,7 +1108,7 @@
           <w:color w:val="6B6B6B"/>
           <w:sz w:val="19"/>
         </w:rPr>
-        <w:t>Lesson 3   ·   MA.8.GR.1.1   ·   6 questions</w:t>
+        <w:t>Lesson 6.03   ·   MA.8.GR.1.1   ·   6 questions</w:t>
       </w:r>
     </w:p>
     <w:tbl>
@@ -1797,7 +1797,7 @@
             <w:r>
               <w:drawing>
                 <wp:inline xmlns:a="http://schemas.openxmlformats.org/drawingml/2006/main" xmlns:pic="http://schemas.openxmlformats.org/drawingml/2006/picture">
-                  <wp:extent cx="954023" cy="146304"/>
+                  <wp:extent cx="777240" cy="146304"/>
                   <wp:docPr id="5" name="Picture 5"/>
                   <wp:cNvGraphicFramePr>
                     <a:graphicFrameLocks noChangeAspect="1"/>
@@ -1806,7 +1806,7 @@
                     <a:graphicData uri="http://schemas.openxmlformats.org/drawingml/2006/picture">
                       <pic:pic>
                         <pic:nvPicPr>
-                          <pic:cNvPr id="0" name="dc43e6afb10c5c53.png"/>
+                          <pic:cNvPr id="0" name="55e50cf2926b0aca.png"/>
                           <pic:cNvPicPr/>
                         </pic:nvPicPr>
                         <pic:blipFill>
@@ -1818,7 +1818,7 @@
                         <pic:spPr>
                           <a:xfrm>
                             <a:off x="0" y="0"/>
-                            <a:ext cx="954023" cy="146304"/>
+                            <a:ext cx="777240" cy="146304"/>
                           </a:xfrm>
                           <a:prstGeom prst="rect"/>
                         </pic:spPr>
@@ -2049,7 +2049,7 @@
           <w:color w:val="1A1A1A"/>
           <w:sz w:val="24"/>
         </w:rPr>
-        <w:t>PART C.   The Pythagorean Theorem in Real-World Problems</w:t>
+        <w:t>The Pythagorean Theorem in Real-World Problems</w:t>
       </w:r>
       <w:r>
         <w:tab/>
@@ -2061,7 +2061,7 @@
           <w:color w:val="6B6B6B"/>
           <w:sz w:val="19"/>
         </w:rPr>
-        <w:t>Lesson 4   ·   MA.8.GR.1.1   ·   5 questions</w:t>
+        <w:t>Lesson 6.04   ·   MA.8.GR.1.1   ·   5 questions</w:t>
       </w:r>
     </w:p>
     <w:tbl>
@@ -2567,7 +2567,7 @@
           <w:color w:val="1A1A1A"/>
           <w:sz w:val="24"/>
         </w:rPr>
-        <w:t>PART D.   Distance on the Coordinate Plane</w:t>
+        <w:t>Distance on the Coordinate Plane</w:t>
       </w:r>
       <w:r>
         <w:tab/>
@@ -2579,7 +2579,7 @@
           <w:color w:val="6B6B6B"/>
           <w:sz w:val="19"/>
         </w:rPr>
-        <w:t>Lesson 5   ·   MA.8.GR.1.2   ·   5 questions</w:t>
+        <w:t>Lesson 6.05   ·   MA.8.GR.1.2   ·   5 questions</w:t>
       </w:r>
     </w:p>
     <w:tbl>
@@ -3303,7 +3303,7 @@
           <w:color w:val="1A1A1A"/>
           <w:sz w:val="24"/>
         </w:rPr>
-        <w:t>PART E.   Coordinate-Plane Problems and Perimeter</w:t>
+        <w:t>Coordinate-Plane Problems and Perimeter</w:t>
       </w:r>
       <w:r>
         <w:tab/>
@@ -3315,7 +3315,7 @@
           <w:color w:val="6B6B6B"/>
           <w:sz w:val="19"/>
         </w:rPr>
-        <w:t>Lesson 6   ·   MA.8.GR.1.2   ·   4 questions</w:t>
+        <w:t>Lesson 6.06   ·   MA.8.GR.1.2   ·   4 questions</w:t>
       </w:r>
     </w:p>
     <w:tbl>
@@ -4172,7 +4172,7 @@
           <w:color w:val="1A1A1A"/>
           <w:sz w:val="24"/>
         </w:rPr>
-        <w:t>PART F.   Similar Triangles and Indirect Measurement</w:t>
+        <w:t>Similar Triangles and Indirect Measurement</w:t>
       </w:r>
       <w:r>
         <w:tab/>
@@ -4184,7 +4184,7 @@
           <w:color w:val="6B6B6B"/>
           <w:sz w:val="19"/>
         </w:rPr>
-        <w:t>Lessons 7–8   ·   MA.8.GR.2.4   ·   6 questions</w:t>
+        <w:t>Lessons 6.07–6.08   ·   MA.8.GR.2.4   ·   6 questions</w:t>
       </w:r>
     </w:p>
     <w:tbl>
